--- a/docs/platform-vision/deliverables/design-spec-v1.0.docx
+++ b/docs/platform-vision/deliverables/design-spec-v1.0.docx
@@ -7479,7 +7479,16 @@
               <w:t>lineage-client</w:t>
             </w:r>
             <w:r>
-              <w:t xml:space="preserve"> 契约客户端（W-101/W-105/W-106/W-110）</w:t>
+              <w:t xml:space="preserve"> 契约客户端（W-101 骨架 / W-102 契约 v1 / W-104 分层守卫 / W-105 环境 / W-106 CI / </w:t>
+            </w:r>
+            <w:r>
+              <w:rPr>
+                <w:b/>
+              </w:rPr>
+              <w:t>W-113 内核客户端</w:t>
+            </w:r>
+            <w:r>
+              <w:t>）</w:t>
             </w:r>
           </w:p>
         </w:tc>
@@ -7540,7 +7549,25 @@
               <w:t>对话编排（意图→工具路由）+ Agent 回答装配（统一结果模型）</w:t>
             </w:r>
             <w:r>
-              <w:t>（W-114/W-118/W-121）</w:t>
+              <w:t>（</w:t>
+            </w:r>
+            <w:r>
+              <w:rPr>
+                <w:b/>
+              </w:rPr>
+              <w:t>W-103 统一结果模型</w:t>
+            </w:r>
+            <w:r>
+              <w:t xml:space="preserve"> / </w:t>
+            </w:r>
+            <w:r>
+              <w:rPr>
+                <w:b/>
+              </w:rPr>
+              <w:t>W-114 编排·规则模式</w:t>
+            </w:r>
+            <w:r>
+              <w:t xml:space="preserve"> / W-115 编排·LLM 模式）</w:t>
             </w:r>
           </w:p>
         </w:tc>
@@ -7598,7 +7625,7 @@
           <w:p>
             <w:r/>
             <w:r>
-              <w:t>证据装配（血缘/口径/报告三类证据组装）+ 审计落库（W-123/W-129/W-141）</w:t>
+              <w:t>证据装配（血缘/口径/报告三类证据组装）+ 审计落库（W-103 / W-116 工具调用可观测 / W-117 审计中间件）</w:t>
             </w:r>
           </w:p>
         </w:tc>
@@ -7647,7 +7674,25 @@
           <w:p>
             <w:r/>
             <w:r>
-              <w:t>对话工作台前端（消息流 / 步骤条 / 凭证卡 / 右面板 / 引用条）+ 血缘中心（W-131/W-135/W-137）</w:t>
+              <w:t>对话工作台前端（消息流 / 步骤条 / 凭证卡 / 右面板 / 引用条）+ 血缘中心（</w:t>
+            </w:r>
+            <w:r>
+              <w:rPr>
+                <w:b/>
+              </w:rPr>
+              <w:t>W-122 对话组件层</w:t>
+            </w:r>
+            <w:r>
+              <w:t xml:space="preserve"> / </w:t>
+            </w:r>
+            <w:r>
+              <w:rPr>
+                <w:b/>
+              </w:rPr>
+              <w:t>W-123 对话首屏</w:t>
+            </w:r>
+            <w:r>
+              <w:t xml:space="preserve"> / W-124 血缘图 / W-125 表/字段详情）</w:t>
             </w:r>
           </w:p>
         </w:tc>
@@ -7696,7 +7741,7 @@
           <w:p>
             <w:r/>
             <w:r>
-              <w:t>口径库 / 报告中心 / 审计页 / 系统设置 / 登录（W-145/W-149/W-153/W-157）</w:t>
+              <w:t>口径库 / 报告中心 / 审计页 / 系统设置 / 登录（W-111 身份 RBAC / W-121 前端骨架与登录 / W-127 口径库 / W-128 报告中心 / W-129 审计+设置）</w:t>
             </w:r>
           </w:p>
         </w:tc>
@@ -7745,7 +7790,7 @@
           <w:p>
             <w:r/>
             <w:r>
-              <w:t>§7 交互优化 P0 项 + 深色主题 + 空/错/降级态全覆盖（W-161~）</w:t>
+              <w:t>§7 交互优化 P0 项 + 深色主题 + 空/错/降级态全覆盖（W-130 空/错/降级态 / W-141 一键验收 / W-142 演示路径固化）</w:t>
             </w:r>
           </w:p>
         </w:tc>
